--- a/output/docx/fr/BUFRCREX_TableB_fr_33.docx
+++ b/output/docx/fr/BUFRCREX_TableB_fr_33.docx
@@ -6009,7 +6009,7 @@
                 <w:b w:val="0"/>
                 <w:sz w:val="16"/>
               </w:rPr>
-              <w:t>Note 168: Lorsque l’on définit un phénomène auquel s’applique le descripteur 0 33 045 ou 0 33 046, il est possible d’employer le descripteur 0 33 042 pour indiquer que la valeur qui suit constitue une limite pour une fourchette de valeurs. | Note 173: L’emploi du descripteur 0 33 045 ou 0 33 046 nécessite l’opérateur 2 41 000 pour définir le phénomène suivant auquel s’applique la probabilité indiquée.</w:t>
+              <w:t>Note B168: Lorsque l’on définit un phénomène auquel s’applique le descripteur 0 33 045 ou 0 33 046, il est possible d’employer le descripteur 0 33 042 pour indiquer que la valeur qui suit constitue une limite pour une fourchette de valeurs. | Note B173: L’emploi du descripteur 0 33 045 ou 0 33 046 nécessite l’opérateur 2 41 000 pour définir le phénomène suivant auquel s’applique la probabilité indiquée.</w:t>
             </w:r>
           </w:p>
         </w:tc>
@@ -6202,7 +6202,7 @@
                 <w:b w:val="0"/>
                 <w:sz w:val="16"/>
               </w:rPr>
-              <w:t>Note 168: Lorsque l’on définit un phénomène auquel s’applique le descripteur 0 33 045 ou 0 33 046, il est possible d’employer le descripteur 0 33 042 pour indiquer que la valeur qui suit constitue une limite pour une fourchette de valeurs. | Note 173: L’emploi du descripteur 0 33 045 ou 0 33 046 nécessite l’opérateur 2 41 000 pour définir le phénomène suivant auquel s’applique la probabilité indiquée. | Note 174: Quand il est employé, le descripteur 0 33 046 doit être précédé de l’opérateur 2 42 000 qui permet de définir le phénomène associé qui conditionne celui auquel s’applique la probabilité indiquée.</w:t>
+              <w:t>Note B168: Lorsque l’on définit un phénomène auquel s’applique le descripteur 0 33 045 ou 0 33 046, il est possible d’employer le descripteur 0 33 042 pour indiquer que la valeur qui suit constitue une limite pour une fourchette de valeurs. | Note B173: L’emploi du descripteur 0 33 045 ou 0 33 046 nécessite l’opérateur 2 41 000 pour définir le phénomène suivant auquel s’applique la probabilité indiquée. | Note B174: Quand il est employé, le descripteur 0 33 046 doit être précédé de l’opérateur 2 42 000 qui permet de définir le phénomène associé qui conditionne celui auquel s’applique la probabilité indiquée.</w:t>
             </w:r>
           </w:p>
         </w:tc>
